--- a/artifacts/OPS-03B/build/follow-up-email-thread.docx
+++ b/artifacts/OPS-03B/build/follow-up-email-thread.docx
@@ -219,7 +219,7 @@
         <w:pStyle w:val="BodyText"/>
       </w:pPr>
       <w:r>
-        <w:t xml:space="preserve">Adding the template answer, since it came up straight after the sequencing question and people keep asking me about it separately.</w:t>
+        <w:t xml:space="preserve">Adding the template answer, since it came up later in the same sync and people keep asking me about it separately.</w:t>
       </w:r>
     </w:p>
     <w:p>
@@ -439,7 +439,7 @@
         <w:pStyle w:val="BodyText"/>
       </w:pPr>
       <w:r>
-        <w:t xml:space="preserve">On staging, no, and the reason is the reason the hold exists at all. Two moving parts at once make a failure impossible to attribute, and the last migration is the example everybody in the room reached for.</w:t>
+        <w:t xml:space="preserve">On staging, no, and the reason is the reason the hold exists at all. Two moving parts at once make a failure impossible to attribute, and if something breaks while both are moving, nobody can say which one broke it.</w:t>
       </w:r>
     </w:p>
     <w:p>
